--- a/QuadERP Marketing Kit/09_partnership_pitch_deck.docx
+++ b/QuadERP Marketing Kit/09_partnership_pitch_deck.docx
@@ -31,7 +31,7 @@
         <w:t xml:space="preserve"> </w:t>
       </w:r>
       <w:r>
-        <w:t xml:space="preserve">“You already serve these shop owners. We help them run better. Let’s work together so your members/customers/clients get more value — and you get a new revenue stream or engagement tool.”</w:t>
+        <w:t xml:space="preserve">“You already serve these shop owners. We help them run better. Let’s work together so your members/customers/clients get more value, and you get a new revenue stream or engagement tool.”</w:t>
       </w:r>
     </w:p>
     <w:p>
@@ -149,7 +149,7 @@
         <w:t xml:space="preserve"> </w:t>
       </w:r>
       <w:r>
-        <w:t xml:space="preserve">MTN Ghana, Vodafone Ghana — Mobile Money integration angle</w:t>
+        <w:t xml:space="preserve">MTN Ghana, Vodafone Ghana. Mobile Money integration angle</w:t>
       </w:r>
     </w:p>
     <w:p>
@@ -202,7 +202,7 @@
         <w:t xml:space="preserve"> </w:t>
       </w:r>
       <w:r>
-        <w:t xml:space="preserve">QuadERP — Partnership Opportunity</w:t>
+        <w:t xml:space="preserve">QuadERP. Partnership Opportunity</w:t>
       </w:r>
     </w:p>
     <w:p>
@@ -274,7 +274,7 @@
         <w:t xml:space="preserve"> </w:t>
       </w:r>
       <w:r>
-        <w:t xml:space="preserve">“Thank you for your time today. We’re here to explore how a partnership between [Partner Name] and QuadERP can create real value — for your members/customers and for both our organizations. This isn’t a sales pitch for our product. It’s a conversation about how we can grow together.”</w:t>
+        <w:t xml:space="preserve">“Thank you for your time today. We’re here to explore how a partnership between [Partner Name] and QuadERP can create real value, for your members/customers and for both our organizations. This isn’t a sales pitch for our product. It’s a conversation about how we can grow together.”</w:t>
       </w:r>
     </w:p>
     <w:p>
@@ -327,7 +327,7 @@
         <w:t xml:space="preserve"> </w:t>
       </w:r>
       <w:r>
-        <w:t xml:space="preserve">The majority of Ghana’s 2+ million retail businesses operate without any digital management system — losing money they can’t see.</w:t>
+        <w:t xml:space="preserve">The majority of Ghana’s 2+ million retail businesses operate without any digital management system. Losing money they can’t see.</w:t>
       </w:r>
     </w:p>
     <w:p>
@@ -351,7 +351,7 @@
         <w:t xml:space="preserve"> </w:t>
       </w:r>
       <w:r>
-        <w:t xml:space="preserve">- Average annual shrinkage (theft, errors, waste): 3-5% of revenue — GHS 20,000+ per year for a typical shop</w:t>
+        <w:t xml:space="preserve">- Average annual shrinkage (theft, errors, waste): 3-5% of revenue. GHS 20,000+ per year for a typical shop</w:t>
       </w:r>
       <w:r>
         <w:t xml:space="preserve"> </w:t>
@@ -381,7 +381,7 @@
         <w:t xml:space="preserve"> </w:t>
       </w:r>
       <w:r>
-        <w:t xml:space="preserve">“These aren’t our estimates — these are patterns we’ve validated across hundreds of shop visits in Accra, Kumasi, Takoradi, and Tamale. The average shop owner doesn’t know they have a problem until it’s too late. They think their business is profitable until they actually count the stock. This is the gap QuadERP fills.”</w:t>
+        <w:t xml:space="preserve">“These aren’t our estimates. These are patterns we’ve validated across hundreds of shop visits in Accra, Kumasi, Takoradi, and Tamale. The average shop owner doesn’t know they have a problem until it’s too late. They think their business is profitable until they actually count the stock. This is the gap QuadERP fills.”</w:t>
       </w:r>
     </w:p>
     <w:p>
@@ -468,7 +468,7 @@
         <w:t xml:space="preserve"> </w:t>
       </w:r>
       <w:r>
-        <w:t xml:space="preserve">Cash, Card, Mobile Money, split payments — under 30 seconds per transaction</w:t>
+        <w:t xml:space="preserve">Cash, Card, Mobile Money, split payments. Under 30 seconds per transaction</w:t>
       </w:r>
       <w:r>
         <w:t xml:space="preserve"> </w:t>
@@ -648,7 +648,7 @@
         <w:t xml:space="preserve"> </w:t>
       </w:r>
       <w:r>
-        <w:t xml:space="preserve">“We’re not a simple POS terminal. We’re a complete retail management platform built from the ground up for Ghanaian businesses. The loss prevention module is our differentiator — it’s AI-powered pattern detection that catches theft and errors automatically. No other system available in Ghana offers this.”</w:t>
+        <w:t xml:space="preserve">“We’re not a simple POS terminal. We’re a complete retail management platform built from the ground up for Ghanaian businesses. The loss prevention module is our differentiator. It’s AI-powered pattern detection that catches theft and errors automatically. No other system available in Ghana offers this.”</w:t>
       </w:r>
     </w:p>
     <w:p>
@@ -779,7 +779,7 @@
         <w:t xml:space="preserve"> </w:t>
       </w:r>
       <w:r>
-        <w:t xml:space="preserve">“We’re at an early but validated stage. The product works, customers love it, and the unit economics are strong. What we need now is distribution — which is where a partnership with [Partner Name] becomes incredibly valuable.”</w:t>
+        <w:t xml:space="preserve">“We’re at an early but validated stage. The product works, customers love it, and the unit economics are strong. What we need now is distribution, which is where a partnership with [Partner Name] becomes incredibly valuable.”</w:t>
       </w:r>
     </w:p>
     <w:p>
@@ -796,7 +796,7 @@
         <w:pStyle w:val="Heading2"/>
       </w:pPr>
       <w:r>
-        <w:t xml:space="preserve">Slide 5: Why Partnership — The Mutual Opportunity</w:t>
+        <w:t xml:space="preserve">Slide 5: Why Partnership, The Mutual Opportunity</w:t>
       </w:r>
     </w:p>
     <w:p>
@@ -862,7 +862,7 @@
         <w:t xml:space="preserve"> </w:t>
       </w:r>
       <w:r>
-        <w:t xml:space="preserve">- Offer members a tangible digital transformation tool — not just advocacy, but action</w:t>
+        <w:t xml:space="preserve">- Offer members a tangible digital transformation tool, not just advocacy, but action</w:t>
       </w:r>
       <w:r>
         <w:t xml:space="preserve"> </w:t>
@@ -970,7 +970,7 @@
         <w:t xml:space="preserve"> </w:t>
       </w:r>
       <w:r>
-        <w:t xml:space="preserve">- Your clients’ data quality improves dramatically — cleaner books, faster reconciliation</w:t>
+        <w:t xml:space="preserve">- Your clients’ data quality improves dramatically. Cleaner books, faster reconciliation</w:t>
       </w:r>
       <w:r>
         <w:t xml:space="preserve"> </w:t>
@@ -1042,7 +1042,7 @@
         <w:t xml:space="preserve"> </w:t>
       </w:r>
       <w:r>
-        <w:t xml:space="preserve">“This slide is the heart of the conversation. We don’t come asking for favors — we come offering mutual value. For [Partner], the benefit is [specific to partner type]. For us, the benefit is distribution to your existing network. Together, we serve the shop owner better than either of us can alone.”</w:t>
+        <w:t xml:space="preserve">“This slide is the heart of the conversation. We don’t come asking for favors. We come offering mutual value. For [Partner], the benefit is [specific to partner type]. For us, the benefit is distribution to your existing network. Together, we serve the shop owner better than either of us can alone.”</w:t>
       </w:r>
     </w:p>
     <w:p>
@@ -1107,7 +1107,7 @@
           <w:b/>
           <w:bCs/>
         </w:rPr>
-        <w:t xml:space="preserve">Option A — Referral Partnership (Low Commitment)</w:t>
+        <w:t xml:space="preserve">Option A. Referral Partnership (Low Commitment)</w:t>
       </w:r>
       <w:r>
         <w:t xml:space="preserve"> </w:t>
@@ -1143,7 +1143,7 @@
           <w:b/>
           <w:bCs/>
         </w:rPr>
-        <w:t xml:space="preserve">Option B — Co-Branded Distribution (Medium Commitment)</w:t>
+        <w:t xml:space="preserve">Option B. Co-Branded Distribution (Medium Commitment)</w:t>
       </w:r>
       <w:r>
         <w:t xml:space="preserve"> </w:t>
@@ -1188,7 +1188,7 @@
           <w:b/>
           <w:bCs/>
         </w:rPr>
-        <w:t xml:space="preserve">Option C — Strategic Alliance (High Commitment)</w:t>
+        <w:t xml:space="preserve">Option C. Strategic Alliance (High Commitment)</w:t>
       </w:r>
       <w:r>
         <w:t xml:space="preserve"> </w:t>
@@ -1230,7 +1230,7 @@
         <w:t xml:space="preserve"> </w:t>
       </w:r>
       <w:r>
-        <w:t xml:space="preserve">“We’re flexible. If you want to start small — just sharing a link — we can do that. If you want to go big — co-branded product, joint marketing, revenue sharing — we’re ready for that too. We suggest starting with Option A or B, proving the value, and then expanding.”</w:t>
+        <w:t xml:space="preserve">“We’re flexible. If you want to start small, just sharing a link. We can do that. If you want to go big. Co-branded product, joint marketing, revenue sharing. We’re ready for that too. We suggest starting with Option A or B, proving the value, and then expanding.”</w:t>
       </w:r>
     </w:p>
     <w:p>
@@ -1241,13 +1241,13 @@
       </w:r>
     </w:p>
     <w:bookmarkEnd w:id="15"/>
-    <w:bookmarkStart w:id="16" w:name="Xcc86e99691e1fcd85dbe2461f4319964049e08c"/>
+    <w:bookmarkStart w:id="16" w:name="X82c09c9de2a1160fbeba087e479cb81eaac993f"/>
     <w:p>
       <w:pPr>
         <w:pStyle w:val="Heading2"/>
       </w:pPr>
       <w:r>
-        <w:t xml:space="preserve">Slide 7: Case Study — What This Looks Like in Practice</w:t>
+        <w:t xml:space="preserve">Slide 7: Case Study. What This Looks Like in Practice</w:t>
       </w:r>
     </w:p>
     <w:p>
@@ -1339,7 +1339,7 @@
         </w:numPr>
       </w:pPr>
       <w:r>
-        <w:t xml:space="preserve">40 subscribe after 30 days (67% conversion — aligned with our current rate)</w:t>
+        <w:t xml:space="preserve">40 subscribe after 30 days (67% conversion. Aligned with our current rate)</w:t>
       </w:r>
     </w:p>
     <w:p>
@@ -1431,7 +1431,7 @@
         <w:t xml:space="preserve"> </w:t>
       </w:r>
       <w:r>
-        <w:t xml:space="preserve">“These numbers are conservative. With active promotion — social media, events, dedicated WhatsApp group — the funnel gets much wider. And because subscriptions are recurring, the partner revenue compounds over time.”</w:t>
+        <w:t xml:space="preserve">“These numbers are conservative. With active promotion. Social media, events, dedicated WhatsApp group, the funnel gets much wider. And because subscriptions are recurring, the partner revenue compounds over time.”</w:t>
       </w:r>
     </w:p>
     <w:p>
@@ -1496,7 +1496,7 @@
           <w:b/>
           <w:bCs/>
         </w:rPr>
-        <w:t xml:space="preserve">Phase 1 — Setup (Week 1-2)</w:t>
+        <w:t xml:space="preserve">Phase 1. Setup (Week 1-2)</w:t>
       </w:r>
       <w:r>
         <w:t xml:space="preserve"> </w:t>
@@ -1532,7 +1532,7 @@
           <w:b/>
           <w:bCs/>
         </w:rPr>
-        <w:t xml:space="preserve">Phase 2 — Soft Launch (Week 3-6)</w:t>
+        <w:t xml:space="preserve">Phase 2. Soft Launch (Week 3-6)</w:t>
       </w:r>
       <w:r>
         <w:t xml:space="preserve"> </w:t>
@@ -1568,7 +1568,7 @@
           <w:b/>
           <w:bCs/>
         </w:rPr>
-        <w:t xml:space="preserve">Phase 3 — Scale (Week 7-12)</w:t>
+        <w:t xml:space="preserve">Phase 3. Scale (Week 7-12)</w:t>
       </w:r>
       <w:r>
         <w:t xml:space="preserve"> </w:t>
@@ -1621,13 +1621,13 @@
       </w:r>
     </w:p>
     <w:bookmarkEnd w:id="17"/>
-    <w:bookmarkStart w:id="18" w:name="slide-9-about-quaderp-team-vision"/>
+    <w:bookmarkStart w:id="18" w:name="slide-9-about-quaderp.-team-vision"/>
     <w:p>
       <w:pPr>
         <w:pStyle w:val="Heading2"/>
       </w:pPr>
       <w:r>
-        <w:t xml:space="preserve">Slide 9: About QuadERP — Team &amp; Vision</w:t>
+        <w:t xml:space="preserve">Slide 9: About QuadERP. Team &amp; Vision</w:t>
       </w:r>
     </w:p>
     <w:p>
@@ -1687,13 +1687,13 @@
         <w:t xml:space="preserve"> </w:t>
       </w:r>
       <w:r>
-        <w:t xml:space="preserve">- Backed by understanding of Ghanaian business culture — Mobile Money, GHS, Arkesel SMS, and Paystack integrations built-in</w:t>
-      </w:r>
-      <w:r>
-        <w:t xml:space="preserve"> </w:t>
-      </w:r>
-      <w:r>
-        <w:t xml:space="preserve">- Vision: become the default operating system for African retail — starting with Ghana</w:t>
+        <w:t xml:space="preserve">- Backed by understanding of Ghanaian business culture: Mobile Money recorded at the till beside cash and card, prices in cedis throughout, and customer SMS through Arkesel rather than a foreign gateway</w:t>
+      </w:r>
+      <w:r>
+        <w:t xml:space="preserve"> </w:t>
+      </w:r>
+      <w:r>
+        <w:t xml:space="preserve">- Vision: become the default operating system for African retail. Starting with Ghana</w:t>
       </w:r>
       <w:r>
         <w:t xml:space="preserve"> </w:t>
@@ -1948,7 +1948,7 @@
         <w:t xml:space="preserve"> </w:t>
       </w:r>
       <w:r>
-        <w:t xml:space="preserve">“We’re ready to move at whatever pace works for you. The most important thing is to start the conversation. Send me a WhatsApp after this meeting and I’ll have the partnership agreement draft to you within 48 hours. Thank you for your time — I’m excited about what we can build together.”</w:t>
+        <w:t xml:space="preserve">“We’re ready to move at whatever pace works for you. The most important thing is to start the conversation. Send me a WhatsApp after this meeting and I’ll have the partnership agreement draft to you within 48 hours. Thank you for your time. I’m excited about what we can build together.”</w:t>
       </w:r>
     </w:p>
     <w:p>
